--- a/FASE 1/Evidencias Grupales/1.5_GuiaEstudiante_Fase 1_Definicion Proyecto APT (Ingles).docx
+++ b/FASE 1/Evidencias Grupales/1.5_GuiaEstudiante_Fase 1_Definicion Proyecto APT (Ingles).docx
@@ -1488,6 +1488,7 @@
           </w:tcPr>
           <w:p>
             <w:pPr>
+              <w:jc w:val="both"/>
               <w:rPr>
                 <w:rFonts w:ascii="Arial" w:cs="Arial" w:eastAsia="Arial" w:hAnsi="Arial"/>
               </w:rPr>
@@ -1507,6 +1508,7 @@
           </w:tcPr>
           <w:p>
             <w:pPr>
+              <w:jc w:val="both"/>
               <w:rPr>
                 <w:rFonts w:ascii="Arial" w:cs="Arial" w:eastAsia="Arial" w:hAnsi="Arial"/>
               </w:rPr>
@@ -1538,6 +1540,7 @@
           </w:tcPr>
           <w:p>
             <w:pPr>
+              <w:jc w:val="both"/>
               <w:rPr>
                 <w:rFonts w:ascii="Arial" w:cs="Arial" w:eastAsia="Arial" w:hAnsi="Arial"/>
               </w:rPr>
@@ -1557,6 +1560,7 @@
           </w:tcPr>
           <w:p>
             <w:pPr>
+              <w:jc w:val="both"/>
               <w:rPr>
                 <w:rFonts w:ascii="Arial" w:cs="Arial" w:eastAsia="Arial" w:hAnsi="Arial"/>
               </w:rPr>
@@ -1583,6 +1587,7 @@
           </w:tcPr>
           <w:p>
             <w:pPr>
+              <w:jc w:val="both"/>
               <w:rPr>
                 <w:rFonts w:ascii="Arial" w:cs="Arial" w:eastAsia="Arial" w:hAnsi="Arial"/>
               </w:rPr>
@@ -1597,23 +1602,25 @@
           </w:p>
           <w:p>
             <w:pPr>
-              <w:rPr>
-                <w:rFonts w:ascii="Arial" w:cs="Arial" w:eastAsia="Arial" w:hAnsi="Arial"/>
-              </w:rPr>
-            </w:pPr>
-            <w:r>
-              <w:rPr>
-                <w:rtl w:val="0"/>
-              </w:rPr>
-            </w:r>
-          </w:p>
-        </w:tc>
-        <w:tc>
-          <w:tcPr>
-            <w:vAlign w:val="center"/>
-          </w:tcPr>
-          <w:p>
-            <w:pPr>
+              <w:jc w:val="both"/>
+              <w:rPr>
+                <w:rFonts w:ascii="Arial" w:cs="Arial" w:eastAsia="Arial" w:hAnsi="Arial"/>
+              </w:rPr>
+            </w:pPr>
+            <w:r>
+              <w:rPr>
+                <w:rtl w:val="0"/>
+              </w:rPr>
+            </w:r>
+          </w:p>
+        </w:tc>
+        <w:tc>
+          <w:tcPr>
+            <w:vAlign w:val="center"/>
+          </w:tcPr>
+          <w:p>
+            <w:pPr>
+              <w:jc w:val="both"/>
               <w:rPr>
                 <w:rFonts w:ascii="Arial" w:cs="Arial" w:eastAsia="Arial" w:hAnsi="Arial"/>
               </w:rPr>
@@ -1628,6 +1635,7 @@
           </w:p>
           <w:p>
             <w:pPr>
+              <w:jc w:val="both"/>
               <w:rPr>
                 <w:rFonts w:ascii="Arial" w:cs="Arial" w:eastAsia="Arial" w:hAnsi="Arial"/>
               </w:rPr>
@@ -1642,6 +1650,7 @@
           </w:p>
           <w:p>
             <w:pPr>
+              <w:jc w:val="both"/>
               <w:rPr>
                 <w:rFonts w:ascii="Arial" w:cs="Arial" w:eastAsia="Arial" w:hAnsi="Arial"/>
               </w:rPr>
@@ -1656,6 +1665,7 @@
           </w:p>
           <w:p>
             <w:pPr>
+              <w:jc w:val="both"/>
               <w:rPr>
                 <w:rFonts w:ascii="Arial" w:cs="Arial" w:eastAsia="Arial" w:hAnsi="Arial"/>
               </w:rPr>
@@ -1894,7 +1904,7 @@
               <w:shd w:fill="auto" w:val="clear"/>
               <w:spacing w:after="160" w:before="0" w:line="259" w:lineRule="auto"/>
               <w:ind w:left="0" w:right="0" w:firstLine="0"/>
-              <w:jc w:val="left"/>
+              <w:jc w:val="both"/>
               <w:rPr>
                 <w:rFonts w:ascii="Arial" w:cs="Arial" w:eastAsia="Arial" w:hAnsi="Arial"/>
               </w:rPr>
@@ -1927,7 +1937,7 @@
               <w:shd w:fill="auto" w:val="clear"/>
               <w:spacing w:after="160" w:before="0" w:line="259" w:lineRule="auto"/>
               <w:ind w:left="0" w:right="0" w:firstLine="0"/>
-              <w:jc w:val="left"/>
+              <w:jc w:val="both"/>
               <w:rPr>
                 <w:rFonts w:ascii="Arial" w:cs="Arial" w:eastAsia="Arial" w:hAnsi="Arial"/>
               </w:rPr>
@@ -1972,7 +1982,7 @@
               <w:shd w:fill="auto" w:val="clear"/>
               <w:spacing w:after="160" w:before="0" w:line="259" w:lineRule="auto"/>
               <w:ind w:left="0" w:right="0" w:firstLine="0"/>
-              <w:jc w:val="left"/>
+              <w:jc w:val="both"/>
               <w:rPr>
                 <w:rFonts w:ascii="Arial" w:cs="Arial" w:eastAsia="Arial" w:hAnsi="Arial"/>
               </w:rPr>
@@ -2005,7 +2015,7 @@
               <w:shd w:fill="auto" w:val="clear"/>
               <w:spacing w:after="160" w:before="0" w:line="259" w:lineRule="auto"/>
               <w:ind w:left="0" w:right="0" w:firstLine="0"/>
-              <w:jc w:val="left"/>
+              <w:jc w:val="both"/>
               <w:rPr>
                 <w:rFonts w:ascii="Arial" w:cs="Arial" w:eastAsia="Arial" w:hAnsi="Arial"/>
               </w:rPr>
@@ -2050,7 +2060,7 @@
               <w:shd w:fill="auto" w:val="clear"/>
               <w:spacing w:after="160" w:before="0" w:line="259" w:lineRule="auto"/>
               <w:ind w:left="0" w:right="0" w:firstLine="0"/>
-              <w:jc w:val="left"/>
+              <w:jc w:val="both"/>
               <w:rPr>
                 <w:rFonts w:ascii="Arial" w:cs="Arial" w:eastAsia="Arial" w:hAnsi="Arial"/>
               </w:rPr>
@@ -2083,7 +2093,7 @@
               <w:shd w:fill="auto" w:val="clear"/>
               <w:spacing w:after="160" w:before="0" w:line="259" w:lineRule="auto"/>
               <w:ind w:left="0" w:right="0" w:firstLine="0"/>
-              <w:jc w:val="left"/>
+              <w:jc w:val="both"/>
               <w:rPr>
                 <w:rFonts w:ascii="Arial" w:cs="Arial" w:eastAsia="Arial" w:hAnsi="Arial"/>
               </w:rPr>
@@ -2128,7 +2138,7 @@
               <w:shd w:fill="auto" w:val="clear"/>
               <w:spacing w:after="160" w:before="0" w:line="259" w:lineRule="auto"/>
               <w:ind w:left="0" w:right="0" w:firstLine="0"/>
-              <w:jc w:val="left"/>
+              <w:jc w:val="both"/>
               <w:rPr>
                 <w:rFonts w:ascii="Arial" w:cs="Arial" w:eastAsia="Arial" w:hAnsi="Arial"/>
               </w:rPr>
@@ -2161,7 +2171,7 @@
               <w:shd w:fill="auto" w:val="clear"/>
               <w:spacing w:after="160" w:before="0" w:line="259" w:lineRule="auto"/>
               <w:ind w:left="0" w:right="0" w:firstLine="0"/>
-              <w:jc w:val="left"/>
+              <w:jc w:val="both"/>
               <w:rPr>
                 <w:rFonts w:ascii="Arial" w:cs="Arial" w:eastAsia="Arial" w:hAnsi="Arial"/>
               </w:rPr>
@@ -2201,7 +2211,7 @@
               <w:shd w:fill="auto" w:val="clear"/>
               <w:spacing w:after="160" w:before="0" w:line="259" w:lineRule="auto"/>
               <w:ind w:left="0" w:right="0" w:firstLine="0"/>
-              <w:jc w:val="left"/>
+              <w:jc w:val="both"/>
               <w:rPr>
                 <w:rFonts w:ascii="Arial" w:cs="Arial" w:eastAsia="Arial" w:hAnsi="Arial"/>
               </w:rPr>
@@ -2234,7 +2244,7 @@
               <w:shd w:fill="auto" w:val="clear"/>
               <w:spacing w:after="160" w:before="0" w:line="259" w:lineRule="auto"/>
               <w:ind w:left="0" w:right="0" w:firstLine="0"/>
-              <w:jc w:val="left"/>
+              <w:jc w:val="both"/>
               <w:rPr>
                 <w:rFonts w:ascii="Arial" w:cs="Arial" w:eastAsia="Arial" w:hAnsi="Arial"/>
               </w:rPr>
@@ -2523,7 +2533,7 @@
               <w:shd w:fill="auto" w:val="clear"/>
               <w:spacing w:after="160" w:before="0" w:line="259" w:lineRule="auto"/>
               <w:ind w:left="0" w:right="0" w:firstLine="0"/>
-              <w:jc w:val="left"/>
+              <w:jc w:val="both"/>
               <w:rPr>
                 <w:rFonts w:ascii="Arial" w:cs="Arial" w:eastAsia="Arial" w:hAnsi="Arial"/>
               </w:rPr>
@@ -2556,7 +2566,7 @@
               <w:shd w:fill="auto" w:val="clear"/>
               <w:spacing w:after="160" w:before="0" w:line="259" w:lineRule="auto"/>
               <w:ind w:left="0" w:right="0" w:firstLine="0"/>
-              <w:jc w:val="left"/>
+              <w:jc w:val="both"/>
               <w:rPr>
                 <w:rFonts w:ascii="Arial" w:cs="Arial" w:eastAsia="Arial" w:hAnsi="Arial"/>
               </w:rPr>
@@ -2596,7 +2606,7 @@
               <w:shd w:fill="auto" w:val="clear"/>
               <w:spacing w:after="160" w:before="0" w:line="259" w:lineRule="auto"/>
               <w:ind w:left="0" w:right="0" w:firstLine="0"/>
-              <w:jc w:val="left"/>
+              <w:jc w:val="both"/>
               <w:rPr>
                 <w:rFonts w:ascii="Arial" w:cs="Arial" w:eastAsia="Arial" w:hAnsi="Arial"/>
               </w:rPr>
@@ -2629,7 +2639,7 @@
               <w:shd w:fill="auto" w:val="clear"/>
               <w:spacing w:after="160" w:before="0" w:line="259" w:lineRule="auto"/>
               <w:ind w:left="0" w:right="0" w:firstLine="0"/>
-              <w:jc w:val="left"/>
+              <w:jc w:val="both"/>
               <w:rPr>
                 <w:rFonts w:ascii="Arial" w:cs="Arial" w:eastAsia="Arial" w:hAnsi="Arial"/>
               </w:rPr>
@@ -2657,7 +2667,7 @@
               <w:shd w:fill="auto" w:val="clear"/>
               <w:spacing w:after="160" w:before="0" w:line="259" w:lineRule="auto"/>
               <w:ind w:left="0" w:right="0" w:firstLine="0"/>
-              <w:jc w:val="left"/>
+              <w:jc w:val="both"/>
               <w:rPr>
                 <w:rFonts w:ascii="Arial" w:cs="Arial" w:eastAsia="Arial" w:hAnsi="Arial"/>
               </w:rPr>
@@ -2685,7 +2695,7 @@
               <w:shd w:fill="auto" w:val="clear"/>
               <w:spacing w:after="160" w:before="0" w:line="259" w:lineRule="auto"/>
               <w:ind w:left="0" w:right="0" w:firstLine="0"/>
-              <w:jc w:val="left"/>
+              <w:jc w:val="both"/>
               <w:rPr>
                 <w:rFonts w:ascii="Arial" w:cs="Arial" w:eastAsia="Arial" w:hAnsi="Arial"/>
               </w:rPr>
@@ -2713,7 +2723,7 @@
               <w:shd w:fill="auto" w:val="clear"/>
               <w:spacing w:after="160" w:before="0" w:line="259" w:lineRule="auto"/>
               <w:ind w:left="0" w:right="0" w:firstLine="0"/>
-              <w:jc w:val="left"/>
+              <w:jc w:val="both"/>
               <w:rPr>
                 <w:rFonts w:ascii="Arial" w:cs="Arial" w:eastAsia="Arial" w:hAnsi="Arial"/>
               </w:rPr>
@@ -2964,6 +2974,7 @@
           <w:p>
             <w:pPr>
               <w:spacing w:after="240" w:before="240" w:line="276" w:lineRule="auto"/>
+              <w:jc w:val="both"/>
               <w:rPr>
                 <w:rFonts w:ascii="Arial" w:cs="Arial" w:eastAsia="Arial" w:hAnsi="Arial"/>
               </w:rPr>
@@ -2979,6 +2990,7 @@
           <w:p>
             <w:pPr>
               <w:spacing w:after="240" w:before="240" w:line="276" w:lineRule="auto"/>
+              <w:jc w:val="both"/>
               <w:rPr>
                 <w:rFonts w:ascii="Arial" w:cs="Arial" w:eastAsia="Arial" w:hAnsi="Arial"/>
               </w:rPr>
@@ -2999,6 +3011,7 @@
               </w:numPr>
               <w:spacing w:after="0" w:afterAutospacing="0" w:before="240" w:line="276" w:lineRule="auto"/>
               <w:ind w:left="720" w:hanging="360"/>
+              <w:jc w:val="both"/>
               <w:rPr>
                 <w:rFonts w:ascii="Arial" w:cs="Arial" w:eastAsia="Arial" w:hAnsi="Arial"/>
               </w:rPr>
@@ -3019,6 +3032,7 @@
               </w:numPr>
               <w:spacing w:after="0" w:afterAutospacing="0" w:before="0" w:beforeAutospacing="0" w:line="276" w:lineRule="auto"/>
               <w:ind w:left="720" w:hanging="360"/>
+              <w:jc w:val="both"/>
               <w:rPr>
                 <w:rFonts w:ascii="Arial" w:cs="Arial" w:eastAsia="Arial" w:hAnsi="Arial"/>
               </w:rPr>
@@ -3039,6 +3053,7 @@
               </w:numPr>
               <w:spacing w:after="240" w:before="0" w:beforeAutospacing="0" w:line="276" w:lineRule="auto"/>
               <w:ind w:left="720" w:hanging="360"/>
+              <w:jc w:val="both"/>
               <w:rPr>
                 <w:rFonts w:ascii="Arial" w:cs="Arial" w:eastAsia="Arial" w:hAnsi="Arial"/>
               </w:rPr>
@@ -3294,7 +3309,7 @@
               </w:tabs>
               <w:spacing w:after="0" w:before="0" w:line="240" w:lineRule="auto"/>
               <w:ind w:left="0" w:right="0" w:firstLine="0"/>
-              <w:jc w:val="center"/>
+              <w:jc w:val="both"/>
               <w:rPr>
                 <w:rFonts w:ascii="Arial" w:cs="Arial" w:eastAsia="Arial" w:hAnsi="Arial"/>
               </w:rPr>
@@ -3336,7 +3351,7 @@
               </w:tabs>
               <w:spacing w:after="0" w:before="0" w:line="240" w:lineRule="auto"/>
               <w:ind w:left="0" w:right="0" w:firstLine="0"/>
-              <w:jc w:val="center"/>
+              <w:jc w:val="both"/>
               <w:rPr>
                 <w:rFonts w:ascii="Arial" w:cs="Arial" w:eastAsia="Arial" w:hAnsi="Arial"/>
               </w:rPr>
@@ -3373,7 +3388,7 @@
               </w:tabs>
               <w:spacing w:after="0" w:before="0" w:line="240" w:lineRule="auto"/>
               <w:ind w:left="0" w:right="0" w:firstLine="0"/>
-              <w:jc w:val="center"/>
+              <w:jc w:val="both"/>
               <w:rPr>
                 <w:rFonts w:ascii="Arial" w:cs="Arial" w:eastAsia="Arial" w:hAnsi="Arial"/>
               </w:rPr>
@@ -3410,7 +3425,7 @@
               </w:tabs>
               <w:spacing w:after="0" w:before="0" w:line="240" w:lineRule="auto"/>
               <w:ind w:left="0" w:right="0" w:firstLine="0"/>
-              <w:jc w:val="center"/>
+              <w:jc w:val="both"/>
               <w:rPr>
                 <w:rFonts w:ascii="Arial" w:cs="Arial" w:eastAsia="Arial" w:hAnsi="Arial"/>
               </w:rPr>
@@ -3528,6 +3543,7 @@
                 <w:tab w:val="right" w:leader="none" w:pos="8838"/>
               </w:tabs>
               <w:spacing w:after="0" w:line="240" w:lineRule="auto"/>
+              <w:jc w:val="both"/>
               <w:rPr>
                 <w:rFonts w:ascii="Arial" w:cs="Arial" w:eastAsia="Arial" w:hAnsi="Arial"/>
               </w:rPr>
@@ -4367,7 +4383,7 @@
           <w:tcPr/>
           <w:p>
             <w:pPr>
-              <w:jc w:val="center"/>
+              <w:jc w:val="both"/>
               <w:rPr>
                 <w:rFonts w:ascii="Calibri" w:cs="Calibri" w:eastAsia="Calibri" w:hAnsi="Calibri"/>
                 <w:color w:val="1f3864"/>
@@ -4395,7 +4411,7 @@
           </w:tcPr>
           <w:p>
             <w:pPr>
-              <w:jc w:val="center"/>
+              <w:jc w:val="both"/>
               <w:rPr>
                 <w:rFonts w:ascii="Calibri" w:cs="Calibri" w:eastAsia="Calibri" w:hAnsi="Calibri"/>
                 <w:color w:val="1f3864"/>
@@ -4421,7 +4437,7 @@
           </w:tcPr>
           <w:p>
             <w:pPr>
-              <w:jc w:val="center"/>
+              <w:jc w:val="both"/>
               <w:rPr>
                 <w:rFonts w:ascii="Calibri" w:cs="Calibri" w:eastAsia="Calibri" w:hAnsi="Calibri"/>
                 <w:color w:val="1f3864"/>
@@ -4447,7 +4463,7 @@
           </w:tcPr>
           <w:p>
             <w:pPr>
-              <w:jc w:val="center"/>
+              <w:jc w:val="both"/>
               <w:rPr>
                 <w:rFonts w:ascii="Calibri" w:cs="Calibri" w:eastAsia="Calibri" w:hAnsi="Calibri"/>
                 <w:color w:val="1f3864"/>
@@ -4472,7 +4488,7 @@
           </w:tcPr>
           <w:p>
             <w:pPr>
-              <w:jc w:val="center"/>
+              <w:jc w:val="both"/>
               <w:rPr>
                 <w:rFonts w:ascii="Calibri" w:cs="Calibri" w:eastAsia="Calibri" w:hAnsi="Calibri"/>
                 <w:color w:val="1f3864"/>
@@ -4489,7 +4505,7 @@
           </w:p>
           <w:p>
             <w:pPr>
-              <w:jc w:val="center"/>
+              <w:jc w:val="both"/>
               <w:rPr>
                 <w:rFonts w:ascii="Calibri" w:cs="Calibri" w:eastAsia="Calibri" w:hAnsi="Calibri"/>
                 <w:color w:val="1f3864"/>
@@ -4512,7 +4528,7 @@
           </w:tcPr>
           <w:p>
             <w:pPr>
-              <w:jc w:val="center"/>
+              <w:jc w:val="both"/>
               <w:rPr>
                 <w:rFonts w:ascii="Calibri" w:cs="Calibri" w:eastAsia="Calibri" w:hAnsi="Calibri"/>
                 <w:color w:val="1f3864"/>
@@ -4534,7 +4550,7 @@
           </w:tcPr>
           <w:p>
             <w:pPr>
-              <w:jc w:val="center"/>
+              <w:jc w:val="both"/>
               <w:rPr>
                 <w:rFonts w:ascii="Calibri" w:cs="Calibri" w:eastAsia="Calibri" w:hAnsi="Calibri"/>
                 <w:color w:val="1f3864"/>
@@ -4576,6 +4592,7 @@
             <w:pPr>
               <w:widowControl w:val="0"/>
               <w:spacing w:after="0" w:line="276" w:lineRule="auto"/>
+              <w:jc w:val="both"/>
               <w:rPr>
                 <w:rFonts w:ascii="Arial" w:cs="Arial" w:eastAsia="Arial" w:hAnsi="Arial"/>
                 <w:sz w:val="20"/>
@@ -4613,6 +4630,7 @@
             <w:pPr>
               <w:widowControl w:val="0"/>
               <w:spacing w:after="0" w:line="276" w:lineRule="auto"/>
+              <w:jc w:val="both"/>
               <w:rPr>
                 <w:rFonts w:ascii="Arial" w:cs="Arial" w:eastAsia="Arial" w:hAnsi="Arial"/>
                 <w:sz w:val="20"/>
@@ -4650,6 +4668,7 @@
             <w:pPr>
               <w:widowControl w:val="0"/>
               <w:spacing w:after="0" w:line="276" w:lineRule="auto"/>
+              <w:jc w:val="both"/>
               <w:rPr>
                 <w:rFonts w:ascii="Arial" w:cs="Arial" w:eastAsia="Arial" w:hAnsi="Arial"/>
                 <w:sz w:val="20"/>
@@ -4687,6 +4706,7 @@
             <w:pPr>
               <w:widowControl w:val="0"/>
               <w:spacing w:after="0" w:line="276" w:lineRule="auto"/>
+              <w:jc w:val="both"/>
               <w:rPr>
                 <w:rFonts w:ascii="Arial" w:cs="Arial" w:eastAsia="Arial" w:hAnsi="Arial"/>
                 <w:sz w:val="20"/>
@@ -4724,7 +4744,7 @@
             <w:pPr>
               <w:widowControl w:val="0"/>
               <w:spacing w:after="0" w:line="276" w:lineRule="auto"/>
-              <w:jc w:val="center"/>
+              <w:jc w:val="both"/>
               <w:rPr>
                 <w:rFonts w:ascii="Arial" w:cs="Arial" w:eastAsia="Arial" w:hAnsi="Arial"/>
                 <w:sz w:val="20"/>
@@ -4763,7 +4783,7 @@
             <w:pPr>
               <w:widowControl w:val="0"/>
               <w:spacing w:after="0" w:line="276" w:lineRule="auto"/>
-              <w:jc w:val="center"/>
+              <w:jc w:val="both"/>
               <w:rPr>
                 <w:rFonts w:ascii="Arial" w:cs="Arial" w:eastAsia="Arial" w:hAnsi="Arial"/>
                 <w:sz w:val="20"/>
@@ -4801,20 +4821,21 @@
             <w:pPr>
               <w:widowControl w:val="0"/>
               <w:spacing w:after="0" w:line="276" w:lineRule="auto"/>
-              <w:rPr>
-                <w:rFonts w:ascii="Arial" w:cs="Arial" w:eastAsia="Arial" w:hAnsi="Arial"/>
-                <w:sz w:val="20"/>
-                <w:szCs w:val="20"/>
-              </w:rPr>
-            </w:pPr>
-            <w:r>
-              <w:rPr>
-                <w:rFonts w:ascii="Arial" w:cs="Arial" w:eastAsia="Arial" w:hAnsi="Arial"/>
-                <w:sz w:val="20"/>
-                <w:szCs w:val="20"/>
-                <w:rtl w:val="0"/>
-              </w:rPr>
-              <w:t xml:space="preserve">Enabler: Direct support and commitment from Liceo Santa Juliana leadership to formalize the project.</w:t>
+              <w:jc w:val="both"/>
+              <w:rPr>
+                <w:rFonts w:ascii="Arial" w:cs="Arial" w:eastAsia="Arial" w:hAnsi="Arial"/>
+                <w:sz w:val="20"/>
+                <w:szCs w:val="20"/>
+              </w:rPr>
+            </w:pPr>
+            <w:r>
+              <w:rPr>
+                <w:rFonts w:ascii="Arial" w:cs="Arial" w:eastAsia="Arial" w:hAnsi="Arial"/>
+                <w:sz w:val="20"/>
+                <w:szCs w:val="20"/>
+                <w:rtl w:val="0"/>
+              </w:rPr>
+              <w:t xml:space="preserve">Enabler: Direct support and commitment from school Santa Juliana leadership to formalize the project.</w:t>
             </w:r>
           </w:p>
         </w:tc>
@@ -4844,6 +4865,7 @@
             <w:pPr>
               <w:widowControl w:val="0"/>
               <w:spacing w:after="0" w:line="276" w:lineRule="auto"/>
+              <w:jc w:val="both"/>
               <w:rPr>
                 <w:rFonts w:ascii="Arial" w:cs="Arial" w:eastAsia="Arial" w:hAnsi="Arial"/>
                 <w:sz w:val="20"/>
@@ -4881,6 +4903,7 @@
             <w:pPr>
               <w:widowControl w:val="0"/>
               <w:spacing w:after="0" w:line="276" w:lineRule="auto"/>
+              <w:jc w:val="both"/>
               <w:rPr>
                 <w:rFonts w:ascii="Arial" w:cs="Arial" w:eastAsia="Arial" w:hAnsi="Arial"/>
                 <w:sz w:val="20"/>
@@ -4918,6 +4941,7 @@
             <w:pPr>
               <w:widowControl w:val="0"/>
               <w:spacing w:after="0" w:line="276" w:lineRule="auto"/>
+              <w:jc w:val="both"/>
               <w:rPr>
                 <w:rFonts w:ascii="Arial" w:cs="Arial" w:eastAsia="Arial" w:hAnsi="Arial"/>
                 <w:sz w:val="20"/>
@@ -4955,6 +4979,7 @@
             <w:pPr>
               <w:widowControl w:val="0"/>
               <w:spacing w:after="0" w:line="276" w:lineRule="auto"/>
+              <w:jc w:val="both"/>
               <w:rPr>
                 <w:rFonts w:ascii="Arial" w:cs="Arial" w:eastAsia="Arial" w:hAnsi="Arial"/>
                 <w:sz w:val="20"/>
@@ -4992,7 +5017,7 @@
             <w:pPr>
               <w:widowControl w:val="0"/>
               <w:spacing w:after="0" w:line="276" w:lineRule="auto"/>
-              <w:jc w:val="center"/>
+              <w:jc w:val="both"/>
               <w:rPr>
                 <w:rFonts w:ascii="Arial" w:cs="Arial" w:eastAsia="Arial" w:hAnsi="Arial"/>
                 <w:sz w:val="20"/>
@@ -5031,7 +5056,7 @@
             <w:pPr>
               <w:widowControl w:val="0"/>
               <w:spacing w:after="0" w:line="276" w:lineRule="auto"/>
-              <w:jc w:val="center"/>
+              <w:jc w:val="both"/>
               <w:rPr>
                 <w:rFonts w:ascii="Arial" w:cs="Arial" w:eastAsia="Arial" w:hAnsi="Arial"/>
                 <w:sz w:val="20"/>
@@ -5069,6 +5094,7 @@
             <w:pPr>
               <w:widowControl w:val="0"/>
               <w:spacing w:after="0" w:line="276" w:lineRule="auto"/>
+              <w:jc w:val="both"/>
               <w:rPr>
                 <w:rFonts w:ascii="Arial" w:cs="Arial" w:eastAsia="Arial" w:hAnsi="Arial"/>
                 <w:sz w:val="20"/>
@@ -5112,6 +5138,7 @@
             <w:pPr>
               <w:widowControl w:val="0"/>
               <w:spacing w:after="0" w:line="276" w:lineRule="auto"/>
+              <w:jc w:val="both"/>
               <w:rPr>
                 <w:rFonts w:ascii="Arial" w:cs="Arial" w:eastAsia="Arial" w:hAnsi="Arial"/>
                 <w:sz w:val="20"/>
@@ -5149,6 +5176,7 @@
             <w:pPr>
               <w:widowControl w:val="0"/>
               <w:spacing w:after="0" w:line="276" w:lineRule="auto"/>
+              <w:jc w:val="both"/>
               <w:rPr>
                 <w:rFonts w:ascii="Arial" w:cs="Arial" w:eastAsia="Arial" w:hAnsi="Arial"/>
                 <w:sz w:val="20"/>
@@ -5186,6 +5214,7 @@
             <w:pPr>
               <w:widowControl w:val="0"/>
               <w:spacing w:after="0" w:line="276" w:lineRule="auto"/>
+              <w:jc w:val="both"/>
               <w:rPr>
                 <w:rFonts w:ascii="Arial" w:cs="Arial" w:eastAsia="Arial" w:hAnsi="Arial"/>
                 <w:sz w:val="20"/>
@@ -5223,6 +5252,7 @@
             <w:pPr>
               <w:widowControl w:val="0"/>
               <w:spacing w:after="0" w:line="276" w:lineRule="auto"/>
+              <w:jc w:val="both"/>
               <w:rPr>
                 <w:rFonts w:ascii="Arial" w:cs="Arial" w:eastAsia="Arial" w:hAnsi="Arial"/>
                 <w:sz w:val="20"/>
@@ -5260,7 +5290,7 @@
             <w:pPr>
               <w:widowControl w:val="0"/>
               <w:spacing w:after="0" w:line="276" w:lineRule="auto"/>
-              <w:jc w:val="center"/>
+              <w:jc w:val="both"/>
               <w:rPr>
                 <w:rFonts w:ascii="Arial" w:cs="Arial" w:eastAsia="Arial" w:hAnsi="Arial"/>
                 <w:sz w:val="20"/>
@@ -5299,7 +5329,7 @@
             <w:pPr>
               <w:widowControl w:val="0"/>
               <w:spacing w:after="0" w:line="276" w:lineRule="auto"/>
-              <w:jc w:val="center"/>
+              <w:jc w:val="both"/>
               <w:rPr>
                 <w:rFonts w:ascii="Arial" w:cs="Arial" w:eastAsia="Arial" w:hAnsi="Arial"/>
                 <w:sz w:val="20"/>
@@ -5337,6 +5367,7 @@
             <w:pPr>
               <w:widowControl w:val="0"/>
               <w:spacing w:after="0" w:line="276" w:lineRule="auto"/>
+              <w:jc w:val="both"/>
               <w:rPr>
                 <w:rFonts w:ascii="Arial" w:cs="Arial" w:eastAsia="Arial" w:hAnsi="Arial"/>
                 <w:sz w:val="20"/>
@@ -5380,6 +5411,7 @@
             <w:pPr>
               <w:widowControl w:val="0"/>
               <w:spacing w:after="0" w:line="276" w:lineRule="auto"/>
+              <w:jc w:val="both"/>
               <w:rPr>
                 <w:rFonts w:ascii="Arial" w:cs="Arial" w:eastAsia="Arial" w:hAnsi="Arial"/>
                 <w:sz w:val="20"/>
@@ -5417,6 +5449,7 @@
             <w:pPr>
               <w:widowControl w:val="0"/>
               <w:spacing w:after="0" w:line="276" w:lineRule="auto"/>
+              <w:jc w:val="both"/>
               <w:rPr>
                 <w:rFonts w:ascii="Arial" w:cs="Arial" w:eastAsia="Arial" w:hAnsi="Arial"/>
                 <w:sz w:val="20"/>
@@ -5454,6 +5487,7 @@
             <w:pPr>
               <w:widowControl w:val="0"/>
               <w:spacing w:after="0" w:line="276" w:lineRule="auto"/>
+              <w:jc w:val="both"/>
               <w:rPr>
                 <w:rFonts w:ascii="Arial" w:cs="Arial" w:eastAsia="Arial" w:hAnsi="Arial"/>
                 <w:sz w:val="20"/>
@@ -5491,6 +5525,7 @@
             <w:pPr>
               <w:widowControl w:val="0"/>
               <w:spacing w:after="0" w:line="276" w:lineRule="auto"/>
+              <w:jc w:val="both"/>
               <w:rPr>
                 <w:rFonts w:ascii="Arial" w:cs="Arial" w:eastAsia="Arial" w:hAnsi="Arial"/>
                 <w:sz w:val="20"/>
@@ -5528,7 +5563,7 @@
             <w:pPr>
               <w:widowControl w:val="0"/>
               <w:spacing w:after="0" w:line="276" w:lineRule="auto"/>
-              <w:jc w:val="center"/>
+              <w:jc w:val="both"/>
               <w:rPr>
                 <w:rFonts w:ascii="Arial" w:cs="Arial" w:eastAsia="Arial" w:hAnsi="Arial"/>
                 <w:sz w:val="20"/>
@@ -5567,7 +5602,7 @@
             <w:pPr>
               <w:widowControl w:val="0"/>
               <w:spacing w:after="0" w:line="276" w:lineRule="auto"/>
-              <w:jc w:val="center"/>
+              <w:jc w:val="both"/>
               <w:rPr>
                 <w:rFonts w:ascii="Arial" w:cs="Arial" w:eastAsia="Arial" w:hAnsi="Arial"/>
                 <w:sz w:val="20"/>
@@ -5605,6 +5640,7 @@
             <w:pPr>
               <w:widowControl w:val="0"/>
               <w:spacing w:after="0" w:line="276" w:lineRule="auto"/>
+              <w:jc w:val="both"/>
               <w:rPr>
                 <w:rFonts w:ascii="Arial" w:cs="Arial" w:eastAsia="Arial" w:hAnsi="Arial"/>
                 <w:sz w:val="20"/>
@@ -5648,6 +5684,7 @@
             <w:pPr>
               <w:widowControl w:val="0"/>
               <w:spacing w:after="0" w:line="276" w:lineRule="auto"/>
+              <w:jc w:val="both"/>
               <w:rPr>
                 <w:rFonts w:ascii="Arial" w:cs="Arial" w:eastAsia="Arial" w:hAnsi="Arial"/>
                 <w:sz w:val="20"/>
@@ -5685,6 +5722,7 @@
             <w:pPr>
               <w:widowControl w:val="0"/>
               <w:spacing w:after="0" w:line="276" w:lineRule="auto"/>
+              <w:jc w:val="both"/>
               <w:rPr>
                 <w:rFonts w:ascii="Arial" w:cs="Arial" w:eastAsia="Arial" w:hAnsi="Arial"/>
                 <w:sz w:val="20"/>
@@ -5722,6 +5760,7 @@
             <w:pPr>
               <w:widowControl w:val="0"/>
               <w:spacing w:after="0" w:line="276" w:lineRule="auto"/>
+              <w:jc w:val="both"/>
               <w:rPr>
                 <w:rFonts w:ascii="Arial" w:cs="Arial" w:eastAsia="Arial" w:hAnsi="Arial"/>
                 <w:sz w:val="20"/>
@@ -5759,6 +5798,7 @@
             <w:pPr>
               <w:widowControl w:val="0"/>
               <w:spacing w:after="0" w:line="276" w:lineRule="auto"/>
+              <w:jc w:val="both"/>
               <w:rPr>
                 <w:rFonts w:ascii="Arial" w:cs="Arial" w:eastAsia="Arial" w:hAnsi="Arial"/>
                 <w:sz w:val="20"/>
@@ -5796,7 +5836,7 @@
             <w:pPr>
               <w:widowControl w:val="0"/>
               <w:spacing w:after="0" w:line="276" w:lineRule="auto"/>
-              <w:jc w:val="center"/>
+              <w:jc w:val="both"/>
               <w:rPr>
                 <w:rFonts w:ascii="Arial" w:cs="Arial" w:eastAsia="Arial" w:hAnsi="Arial"/>
                 <w:sz w:val="20"/>
@@ -5835,7 +5875,7 @@
             <w:pPr>
               <w:widowControl w:val="0"/>
               <w:spacing w:after="0" w:line="276" w:lineRule="auto"/>
-              <w:jc w:val="center"/>
+              <w:jc w:val="both"/>
               <w:rPr>
                 <w:rFonts w:ascii="Arial" w:cs="Arial" w:eastAsia="Arial" w:hAnsi="Arial"/>
                 <w:sz w:val="20"/>
@@ -5873,6 +5913,7 @@
             <w:pPr>
               <w:widowControl w:val="0"/>
               <w:spacing w:after="0" w:line="276" w:lineRule="auto"/>
+              <w:jc w:val="both"/>
               <w:rPr>
                 <w:rFonts w:ascii="Arial" w:cs="Arial" w:eastAsia="Arial" w:hAnsi="Arial"/>
                 <w:sz w:val="20"/>
@@ -5916,6 +5957,7 @@
             <w:pPr>
               <w:widowControl w:val="0"/>
               <w:spacing w:after="0" w:line="276" w:lineRule="auto"/>
+              <w:jc w:val="both"/>
               <w:rPr>
                 <w:rFonts w:ascii="Arial" w:cs="Arial" w:eastAsia="Arial" w:hAnsi="Arial"/>
                 <w:sz w:val="20"/>
@@ -5953,6 +5995,7 @@
             <w:pPr>
               <w:widowControl w:val="0"/>
               <w:spacing w:after="0" w:line="276" w:lineRule="auto"/>
+              <w:jc w:val="both"/>
               <w:rPr>
                 <w:rFonts w:ascii="Arial" w:cs="Arial" w:eastAsia="Arial" w:hAnsi="Arial"/>
                 <w:sz w:val="20"/>
@@ -5990,6 +6033,7 @@
             <w:pPr>
               <w:widowControl w:val="0"/>
               <w:spacing w:after="0" w:line="276" w:lineRule="auto"/>
+              <w:jc w:val="both"/>
               <w:rPr>
                 <w:rFonts w:ascii="Arial" w:cs="Arial" w:eastAsia="Arial" w:hAnsi="Arial"/>
                 <w:sz w:val="20"/>
@@ -6027,6 +6071,7 @@
             <w:pPr>
               <w:widowControl w:val="0"/>
               <w:spacing w:after="0" w:line="276" w:lineRule="auto"/>
+              <w:jc w:val="both"/>
               <w:rPr>
                 <w:rFonts w:ascii="Arial" w:cs="Arial" w:eastAsia="Arial" w:hAnsi="Arial"/>
                 <w:sz w:val="20"/>
@@ -6064,7 +6109,7 @@
             <w:pPr>
               <w:widowControl w:val="0"/>
               <w:spacing w:after="0" w:line="276" w:lineRule="auto"/>
-              <w:jc w:val="center"/>
+              <w:jc w:val="both"/>
               <w:rPr>
                 <w:rFonts w:ascii="Arial" w:cs="Arial" w:eastAsia="Arial" w:hAnsi="Arial"/>
                 <w:sz w:val="20"/>
@@ -6103,7 +6148,7 @@
             <w:pPr>
               <w:widowControl w:val="0"/>
               <w:spacing w:after="0" w:line="276" w:lineRule="auto"/>
-              <w:jc w:val="center"/>
+              <w:jc w:val="both"/>
               <w:rPr>
                 <w:rFonts w:ascii="Arial" w:cs="Arial" w:eastAsia="Arial" w:hAnsi="Arial"/>
                 <w:sz w:val="20"/>
@@ -6141,6 +6186,7 @@
             <w:pPr>
               <w:widowControl w:val="0"/>
               <w:spacing w:after="0" w:line="276" w:lineRule="auto"/>
+              <w:jc w:val="both"/>
               <w:rPr>
                 <w:rFonts w:ascii="Arial" w:cs="Arial" w:eastAsia="Arial" w:hAnsi="Arial"/>
                 <w:sz w:val="20"/>
@@ -6184,6 +6230,7 @@
             <w:pPr>
               <w:widowControl w:val="0"/>
               <w:spacing w:after="0" w:line="276" w:lineRule="auto"/>
+              <w:jc w:val="both"/>
               <w:rPr>
                 <w:rFonts w:ascii="Arial" w:cs="Arial" w:eastAsia="Arial" w:hAnsi="Arial"/>
                 <w:sz w:val="20"/>
@@ -6221,6 +6268,7 @@
             <w:pPr>
               <w:widowControl w:val="0"/>
               <w:spacing w:after="0" w:line="276" w:lineRule="auto"/>
+              <w:jc w:val="both"/>
               <w:rPr>
                 <w:rFonts w:ascii="Arial" w:cs="Arial" w:eastAsia="Arial" w:hAnsi="Arial"/>
                 <w:sz w:val="20"/>
@@ -6258,6 +6306,7 @@
             <w:pPr>
               <w:widowControl w:val="0"/>
               <w:spacing w:after="0" w:line="276" w:lineRule="auto"/>
+              <w:jc w:val="both"/>
               <w:rPr>
                 <w:rFonts w:ascii="Arial" w:cs="Arial" w:eastAsia="Arial" w:hAnsi="Arial"/>
                 <w:sz w:val="20"/>
@@ -6295,6 +6344,7 @@
             <w:pPr>
               <w:widowControl w:val="0"/>
               <w:spacing w:after="0" w:line="276" w:lineRule="auto"/>
+              <w:jc w:val="both"/>
               <w:rPr>
                 <w:rFonts w:ascii="Arial" w:cs="Arial" w:eastAsia="Arial" w:hAnsi="Arial"/>
                 <w:sz w:val="20"/>
@@ -6332,7 +6382,7 @@
             <w:pPr>
               <w:widowControl w:val="0"/>
               <w:spacing w:after="0" w:line="276" w:lineRule="auto"/>
-              <w:jc w:val="center"/>
+              <w:jc w:val="both"/>
               <w:rPr>
                 <w:rFonts w:ascii="Arial" w:cs="Arial" w:eastAsia="Arial" w:hAnsi="Arial"/>
                 <w:sz w:val="20"/>
@@ -6371,7 +6421,7 @@
             <w:pPr>
               <w:widowControl w:val="0"/>
               <w:spacing w:after="0" w:line="276" w:lineRule="auto"/>
-              <w:jc w:val="center"/>
+              <w:jc w:val="both"/>
               <w:rPr>
                 <w:rFonts w:ascii="Arial" w:cs="Arial" w:eastAsia="Arial" w:hAnsi="Arial"/>
                 <w:sz w:val="20"/>
@@ -6409,6 +6459,7 @@
             <w:pPr>
               <w:widowControl w:val="0"/>
               <w:spacing w:after="0" w:line="276" w:lineRule="auto"/>
+              <w:jc w:val="both"/>
               <w:rPr>
                 <w:rFonts w:ascii="Arial" w:cs="Arial" w:eastAsia="Arial" w:hAnsi="Arial"/>
                 <w:sz w:val="20"/>
